--- a/assignment_1.5_2303A51205.docx
+++ b/assignment_1.5_2303A51205.docx
@@ -797,6 +797,49 @@
           <w:sz w:val="20"/>
         </w:rPr>
       </w:pPr>
+      <w:r>
+        <w:drawing>
+          <wp:inline distT="0" distB="0" distL="114300" distR="114300">
+            <wp:extent cx="5761355" cy="2826385"/>
+            <wp:effectExtent l="0" t="0" r="14605" b="8255"/>
+            <wp:docPr id="11" name="Picture 1"/>
+            <wp:cNvGraphicFramePr>
+              <a:graphicFrameLocks xmlns:a="http://schemas.openxmlformats.org/drawingml/2006/main" noChangeAspect="1"/>
+            </wp:cNvGraphicFramePr>
+            <a:graphic xmlns:a="http://schemas.openxmlformats.org/drawingml/2006/main">
+              <a:graphicData uri="http://schemas.openxmlformats.org/drawingml/2006/picture">
+                <pic:pic xmlns:pic="http://schemas.openxmlformats.org/drawingml/2006/picture">
+                  <pic:nvPicPr>
+                    <pic:cNvPr id="11" name="Picture 1"/>
+                    <pic:cNvPicPr>
+                      <a:picLocks noChangeAspect="1"/>
+                    </pic:cNvPicPr>
+                  </pic:nvPicPr>
+                  <pic:blipFill>
+                    <a:blip r:embed="rId7"/>
+                    <a:stretch>
+                      <a:fillRect/>
+                    </a:stretch>
+                  </pic:blipFill>
+                  <pic:spPr>
+                    <a:xfrm>
+                      <a:off x="0" y="0"/>
+                      <a:ext cx="5761355" cy="2826385"/>
+                    </a:xfrm>
+                    <a:prstGeom prst="rect">
+                      <a:avLst/>
+                    </a:prstGeom>
+                    <a:noFill/>
+                    <a:ln>
+                      <a:noFill/>
+                    </a:ln>
+                  </pic:spPr>
+                </pic:pic>
+              </a:graphicData>
+            </a:graphic>
+          </wp:inline>
+        </w:drawing>
+      </w:r>
       <w:bookmarkStart w:id="0" w:name="_GoBack"/>
       <w:bookmarkEnd w:id="0"/>
     </w:p>
@@ -1902,7 +1945,7 @@
                     <pic:cNvPicPr/>
                   </pic:nvPicPr>
                   <pic:blipFill>
-                    <a:blip r:embed="rId7" cstate="print"/>
+                    <a:blip r:embed="rId8" cstate="print"/>
                     <a:stretch>
                       <a:fillRect/>
                     </a:stretch>
@@ -1948,7 +1991,7 @@
                     <pic:cNvPicPr/>
                   </pic:nvPicPr>
                   <pic:blipFill>
-                    <a:blip r:embed="rId8" cstate="print"/>
+                    <a:blip r:embed="rId9" cstate="print"/>
                     <a:stretch>
                       <a:fillRect/>
                     </a:stretch>
@@ -3275,7 +3318,7 @@
                     <pic:cNvPicPr/>
                   </pic:nvPicPr>
                   <pic:blipFill>
-                    <a:blip r:embed="rId9" cstate="print"/>
+                    <a:blip r:embed="rId10" cstate="print"/>
                     <a:stretch>
                       <a:fillRect/>
                     </a:stretch>
@@ -3322,7 +3365,7 @@
                     <pic:cNvPicPr/>
                   </pic:nvPicPr>
                   <pic:blipFill>
-                    <a:blip r:embed="rId10" cstate="print"/>
+                    <a:blip r:embed="rId11" cstate="print"/>
                     <a:stretch>
                       <a:fillRect/>
                     </a:stretch>
@@ -4496,7 +4539,7 @@
                     <pic:cNvPicPr/>
                   </pic:nvPicPr>
                   <pic:blipFill>
-                    <a:blip r:embed="rId11" cstate="print"/>
+                    <a:blip r:embed="rId12" cstate="print"/>
                     <a:stretch>
                       <a:fillRect/>
                     </a:stretch>
@@ -4542,7 +4585,7 @@
                     <pic:cNvPicPr/>
                   </pic:nvPicPr>
                   <pic:blipFill>
-                    <a:blip r:embed="rId12" cstate="print"/>
+                    <a:blip r:embed="rId13" cstate="print"/>
                     <a:stretch>
                       <a:fillRect/>
                     </a:stretch>
@@ -7762,7 +7805,7 @@
                     <pic:cNvPicPr/>
                   </pic:nvPicPr>
                   <pic:blipFill>
-                    <a:blip r:embed="rId13" cstate="print"/>
+                    <a:blip r:embed="rId14" cstate="print"/>
                     <a:stretch>
                       <a:fillRect/>
                     </a:stretch>
@@ -7818,7 +7861,7 @@
                     <pic:cNvPicPr/>
                   </pic:nvPicPr>
                   <pic:blipFill>
-                    <a:blip r:embed="rId14" cstate="print"/>
+                    <a:blip r:embed="rId15" cstate="print"/>
                     <a:stretch>
                       <a:fillRect/>
                     </a:stretch>
